--- a/array/Таблица Контрольная проверка..docx
+++ b/array/Таблица Контрольная проверка..docx
@@ -2,706 +2,12 @@
 <file path=word/document.xml><?xml version="1.0" encoding="utf-8"?>
 <w:document xmlns:wpc="http://schemas.microsoft.com/office/word/2010/wordprocessingCanvas" xmlns:cx="http://schemas.microsoft.com/office/drawing/2014/chartex" xmlns:cx1="http://schemas.microsoft.com/office/drawing/2015/9/8/chartex" xmlns:cx2="http://schemas.microsoft.com/office/drawing/2015/10/21/chartex" xmlns:cx3="http://schemas.microsoft.com/office/drawing/2016/5/9/chartex" xmlns:cx4="http://schemas.microsoft.com/office/drawing/2016/5/10/chartex" xmlns:cx5="http://schemas.microsoft.com/office/drawing/2016/5/11/chartex" xmlns:cx6="http://schemas.microsoft.com/office/drawing/2016/5/12/chartex" xmlns:cx7="http://schemas.microsoft.com/office/drawing/2016/5/13/chartex" xmlns:cx8="http://schemas.microsoft.com/office/drawing/2016/5/14/chartex" xmlns:mc="http://schemas.openxmlformats.org/markup-compatibility/2006" xmlns:aink="http://schemas.microsoft.com/office/drawing/2016/ink" xmlns:am3d="http://schemas.microsoft.com/office/drawing/2017/model3d" xmlns:o="urn:schemas-microsoft-com:office:office" xmlns:oel="http://schemas.microsoft.com/office/2019/extlst" xmlns:r="http://schemas.openxmlformats.org/officeDocument/2006/relationships" xmlns:m="http://schemas.openxmlformats.org/officeDocument/2006/math" xmlns:v="urn:schemas-microsoft-com:vml" xmlns:wp14="http://schemas.microsoft.com/office/word/2010/wordprocessingDrawing" xmlns:wp="http://schemas.openxmlformats.org/drawingml/2006/wordprocessingDrawing" xmlns:w10="urn:schemas-microsoft-com:office:word" xmlns:w="http://schemas.openxmlformats.org/wordprocessingml/2006/main" xmlns:w14="http://schemas.microsoft.com/office/word/2010/wordml" xmlns:w15="http://schemas.microsoft.com/office/word/2012/wordml" xmlns:w16cex="http://schemas.microsoft.com/office/word/2018/wordml/cex" xmlns:w16cid="http://schemas.microsoft.com/office/word/2016/wordml/cid" xmlns:w16="http://schemas.microsoft.com/office/word/2018/wordml" xmlns:w16du="http://schemas.microsoft.com/office/word/2023/wordml/word16du" xmlns:w16sdtdh="http://schemas.microsoft.com/office/word/2020/wordml/sdtdatahash" xmlns:w16sdtfl="http://schemas.microsoft.com/office/word/2024/wordml/sdtformatlock" xmlns:w16se="http://schemas.microsoft.com/office/word/2015/wordml/symex" xmlns:wpg="http://schemas.microsoft.com/office/word/2010/wordprocessingGroup" xmlns:wpi="http://schemas.microsoft.com/office/word/2010/wordprocessingInk" xmlns:wne="http://schemas.microsoft.com/office/word/2006/wordml" xmlns:wps="http://schemas.microsoft.com/office/word/2010/wordprocessingShape" mc:Ignorable="w14 w15 w16se w16cid w16 w16cex w16sdtdh w16sdtfl w16du wp14">
   <w:body>
-    <w:tbl>
-      <w:tblPr>
-        <w:tblStyle w:val="ac"/>
-        <w:tblpPr w:leftFromText="180" w:rightFromText="180" w:vertAnchor="page" w:horzAnchor="margin" w:tblpY="1501"/>
-        <w:tblW w:w="0" w:type="auto"/>
-        <w:tblLook w:val="04A0" w:firstRow="1" w:lastRow="0" w:firstColumn="1" w:lastColumn="0" w:noHBand="0" w:noVBand="1"/>
-      </w:tblPr>
-      <w:tblGrid>
-        <w:gridCol w:w="3115"/>
-        <w:gridCol w:w="3115"/>
-        <w:gridCol w:w="3115"/>
-      </w:tblGrid>
-      <w:tr>
-        <w:tc>
-          <w:tcPr>
-            <w:tcW w:w="3115" w:type="dxa"/>
-            <w:tcBorders>
-              <w:top w:val="single" w:sz="4" w:space="0" w:color="auto"/>
-              <w:left w:val="single" w:sz="4" w:space="0" w:color="auto"/>
-              <w:bottom w:val="single" w:sz="4" w:space="0" w:color="auto"/>
-              <w:right w:val="single" w:sz="4" w:space="0" w:color="auto"/>
-            </w:tcBorders>
-            <w:hideMark/>
-          </w:tcPr>
-          <w:p>
-            <w:pPr>
-              <w:spacing w:after="160" w:line="259" w:lineRule="auto"/>
-              <w:rPr>
-                <w:sz w:val="20"/>
-                <w:szCs w:val="20"/>
-                <w:lang w:val="en-US"/>
-              </w:rPr>
-            </w:pPr>
-            <w:r>
-              <w:rPr>
-                <w:sz w:val="20"/>
-                <w:szCs w:val="20"/>
-                <w:lang w:val="en-US"/>
-              </w:rPr>
-              <w:t>N</w:t>
-            </w:r>
-          </w:p>
-        </w:tc>
-        <w:tc>
-          <w:tcPr>
-            <w:tcW w:w="3115" w:type="dxa"/>
-            <w:tcBorders>
-              <w:top w:val="single" w:sz="4" w:space="0" w:color="auto"/>
-              <w:left w:val="single" w:sz="4" w:space="0" w:color="auto"/>
-              <w:bottom w:val="single" w:sz="4" w:space="0" w:color="auto"/>
-              <w:right w:val="single" w:sz="4" w:space="0" w:color="auto"/>
-            </w:tcBorders>
-            <w:hideMark/>
-          </w:tcPr>
-          <w:p>
-            <w:pPr>
-              <w:spacing w:after="160" w:line="259" w:lineRule="auto"/>
-              <w:rPr>
-                <w:sz w:val="20"/>
-                <w:szCs w:val="20"/>
-              </w:rPr>
-            </w:pPr>
-            <w:r>
-              <w:rPr>
-                <w:sz w:val="20"/>
-                <w:szCs w:val="20"/>
-              </w:rPr>
-              <w:t>Ответ</w:t>
-            </w:r>
-          </w:p>
-        </w:tc>
-        <w:tc>
-          <w:tcPr>
-            <w:tcW w:w="3115" w:type="dxa"/>
-            <w:tcBorders>
-              <w:top w:val="single" w:sz="4" w:space="0" w:color="auto"/>
-              <w:left w:val="single" w:sz="4" w:space="0" w:color="auto"/>
-              <w:bottom w:val="single" w:sz="4" w:space="0" w:color="auto"/>
-              <w:right w:val="single" w:sz="4" w:space="0" w:color="auto"/>
-            </w:tcBorders>
-            <w:hideMark/>
-          </w:tcPr>
-          <w:p>
-            <w:pPr>
-              <w:spacing w:after="160" w:line="259" w:lineRule="auto"/>
-              <w:rPr>
-                <w:sz w:val="20"/>
-                <w:szCs w:val="20"/>
-              </w:rPr>
-            </w:pPr>
-            <w:r>
-              <w:rPr>
-                <w:sz w:val="20"/>
-                <w:szCs w:val="20"/>
-              </w:rPr>
-              <w:t xml:space="preserve">Время расчета (сек) </w:t>
-            </w:r>
-          </w:p>
-        </w:tc>
-      </w:tr>
-      <w:tr>
-        <w:tc>
-          <w:tcPr>
-            <w:tcW w:w="3115" w:type="dxa"/>
-            <w:tcBorders>
-              <w:top w:val="single" w:sz="4" w:space="0" w:color="auto"/>
-              <w:left w:val="single" w:sz="4" w:space="0" w:color="auto"/>
-              <w:bottom w:val="single" w:sz="4" w:space="0" w:color="auto"/>
-              <w:right w:val="single" w:sz="4" w:space="0" w:color="auto"/>
-            </w:tcBorders>
-            <w:hideMark/>
-          </w:tcPr>
-          <w:p>
-            <w:pPr>
-              <w:spacing w:after="160" w:line="259" w:lineRule="auto"/>
-              <w:rPr>
-                <w:sz w:val="20"/>
-                <w:szCs w:val="20"/>
-              </w:rPr>
-            </w:pPr>
-            <w:r>
-              <w:rPr>
-                <w:sz w:val="20"/>
-                <w:szCs w:val="20"/>
-              </w:rPr>
-              <w:t>1000</w:t>
-            </w:r>
-          </w:p>
-        </w:tc>
-        <w:tc>
-          <w:tcPr>
-            <w:tcW w:w="3115" w:type="dxa"/>
-            <w:tcBorders>
-              <w:top w:val="single" w:sz="4" w:space="0" w:color="auto"/>
-              <w:left w:val="single" w:sz="4" w:space="0" w:color="auto"/>
-              <w:bottom w:val="single" w:sz="4" w:space="0" w:color="auto"/>
-              <w:right w:val="single" w:sz="4" w:space="0" w:color="auto"/>
-            </w:tcBorders>
-          </w:tcPr>
-          <w:p>
-            <w:pPr>
-              <w:spacing w:after="160" w:line="259" w:lineRule="auto"/>
-              <w:rPr>
-                <w:sz w:val="20"/>
-                <w:szCs w:val="20"/>
-              </w:rPr>
-            </w:pPr>
-            <w:r>
-              <w:rPr>
-                <w:sz w:val="20"/>
-                <w:szCs w:val="20"/>
-              </w:rPr>
-              <w:t>977</w:t>
-            </w:r>
-          </w:p>
-        </w:tc>
-        <w:tc>
-          <w:tcPr>
-            <w:tcW w:w="3115" w:type="dxa"/>
-            <w:tcBorders>
-              <w:top w:val="single" w:sz="4" w:space="0" w:color="auto"/>
-              <w:left w:val="single" w:sz="4" w:space="0" w:color="auto"/>
-              <w:bottom w:val="single" w:sz="4" w:space="0" w:color="auto"/>
-              <w:right w:val="single" w:sz="4" w:space="0" w:color="auto"/>
-            </w:tcBorders>
-          </w:tcPr>
-          <w:p>
-            <w:pPr>
-              <w:spacing w:after="160" w:line="259" w:lineRule="auto"/>
-              <w:rPr>
-                <w:sz w:val="20"/>
-                <w:szCs w:val="20"/>
-              </w:rPr>
-            </w:pPr>
-            <w:r>
-              <w:rPr>
-                <w:sz w:val="20"/>
-                <w:szCs w:val="20"/>
-              </w:rPr>
-              <w:t>2</w:t>
-            </w:r>
-          </w:p>
-        </w:tc>
-      </w:tr>
-      <w:tr>
-        <w:tc>
-          <w:tcPr>
-            <w:tcW w:w="3115" w:type="dxa"/>
-            <w:tcBorders>
-              <w:top w:val="single" w:sz="4" w:space="0" w:color="auto"/>
-              <w:left w:val="single" w:sz="4" w:space="0" w:color="auto"/>
-              <w:bottom w:val="single" w:sz="4" w:space="0" w:color="auto"/>
-              <w:right w:val="single" w:sz="4" w:space="0" w:color="auto"/>
-            </w:tcBorders>
-            <w:hideMark/>
-          </w:tcPr>
-          <w:p>
-            <w:pPr>
-              <w:spacing w:after="160" w:line="259" w:lineRule="auto"/>
-              <w:rPr>
-                <w:sz w:val="20"/>
-                <w:szCs w:val="20"/>
-              </w:rPr>
-            </w:pPr>
-            <w:r>
-              <w:rPr>
-                <w:sz w:val="20"/>
-                <w:szCs w:val="20"/>
-              </w:rPr>
-              <w:t>5000</w:t>
-            </w:r>
-          </w:p>
-        </w:tc>
-        <w:tc>
-          <w:tcPr>
-            <w:tcW w:w="3115" w:type="dxa"/>
-            <w:tcBorders>
-              <w:top w:val="single" w:sz="4" w:space="0" w:color="auto"/>
-              <w:left w:val="single" w:sz="4" w:space="0" w:color="auto"/>
-              <w:bottom w:val="single" w:sz="4" w:space="0" w:color="auto"/>
-              <w:right w:val="single" w:sz="4" w:space="0" w:color="auto"/>
-            </w:tcBorders>
-          </w:tcPr>
-          <w:p>
-            <w:pPr>
-              <w:spacing w:after="160" w:line="259" w:lineRule="auto"/>
-              <w:rPr>
-                <w:sz w:val="20"/>
-                <w:szCs w:val="20"/>
-              </w:rPr>
-            </w:pPr>
-            <w:r>
-              <w:rPr>
-                <w:sz w:val="20"/>
-                <w:szCs w:val="20"/>
-              </w:rPr>
-              <w:t>1809</w:t>
-            </w:r>
-          </w:p>
-        </w:tc>
-        <w:tc>
-          <w:tcPr>
-            <w:tcW w:w="3115" w:type="dxa"/>
-            <w:tcBorders>
-              <w:top w:val="single" w:sz="4" w:space="0" w:color="auto"/>
-              <w:left w:val="single" w:sz="4" w:space="0" w:color="auto"/>
-              <w:bottom w:val="single" w:sz="4" w:space="0" w:color="auto"/>
-              <w:right w:val="single" w:sz="4" w:space="0" w:color="auto"/>
-            </w:tcBorders>
-          </w:tcPr>
-          <w:p>
-            <w:pPr>
-              <w:spacing w:after="160" w:line="259" w:lineRule="auto"/>
-              <w:rPr>
-                <w:sz w:val="20"/>
-                <w:szCs w:val="20"/>
-              </w:rPr>
-            </w:pPr>
-            <w:r>
-              <w:rPr>
-                <w:sz w:val="20"/>
-                <w:szCs w:val="20"/>
-              </w:rPr>
-              <w:t>3</w:t>
-            </w:r>
-          </w:p>
-        </w:tc>
-      </w:tr>
-      <w:tr>
-        <w:tc>
-          <w:tcPr>
-            <w:tcW w:w="3115" w:type="dxa"/>
-            <w:tcBorders>
-              <w:top w:val="single" w:sz="4" w:space="0" w:color="auto"/>
-              <w:left w:val="single" w:sz="4" w:space="0" w:color="auto"/>
-              <w:bottom w:val="single" w:sz="4" w:space="0" w:color="auto"/>
-              <w:right w:val="single" w:sz="4" w:space="0" w:color="auto"/>
-            </w:tcBorders>
-            <w:hideMark/>
-          </w:tcPr>
-          <w:p>
-            <w:pPr>
-              <w:spacing w:after="160" w:line="259" w:lineRule="auto"/>
-              <w:rPr>
-                <w:sz w:val="20"/>
-                <w:szCs w:val="20"/>
-              </w:rPr>
-            </w:pPr>
-            <w:r>
-              <w:rPr>
-                <w:sz w:val="20"/>
-                <w:szCs w:val="20"/>
-              </w:rPr>
-              <w:t>10000</w:t>
-            </w:r>
-          </w:p>
-        </w:tc>
-        <w:tc>
-          <w:tcPr>
-            <w:tcW w:w="3115" w:type="dxa"/>
-            <w:tcBorders>
-              <w:top w:val="single" w:sz="4" w:space="0" w:color="auto"/>
-              <w:left w:val="single" w:sz="4" w:space="0" w:color="auto"/>
-              <w:bottom w:val="single" w:sz="4" w:space="0" w:color="auto"/>
-              <w:right w:val="single" w:sz="4" w:space="0" w:color="auto"/>
-            </w:tcBorders>
-          </w:tcPr>
-          <w:p>
-            <w:pPr>
-              <w:spacing w:after="160" w:line="259" w:lineRule="auto"/>
-              <w:rPr>
-                <w:sz w:val="20"/>
-                <w:szCs w:val="20"/>
-              </w:rPr>
-            </w:pPr>
-            <w:r>
-              <w:rPr>
-                <w:sz w:val="20"/>
-                <w:szCs w:val="20"/>
-              </w:rPr>
-              <w:t>3617</w:t>
-            </w:r>
-          </w:p>
-        </w:tc>
-        <w:tc>
-          <w:tcPr>
-            <w:tcW w:w="3115" w:type="dxa"/>
-            <w:tcBorders>
-              <w:top w:val="single" w:sz="4" w:space="0" w:color="auto"/>
-              <w:left w:val="single" w:sz="4" w:space="0" w:color="auto"/>
-              <w:bottom w:val="single" w:sz="4" w:space="0" w:color="auto"/>
-              <w:right w:val="single" w:sz="4" w:space="0" w:color="auto"/>
-            </w:tcBorders>
-          </w:tcPr>
-          <w:p>
-            <w:pPr>
-              <w:spacing w:after="160" w:line="259" w:lineRule="auto"/>
-              <w:rPr>
-                <w:sz w:val="20"/>
-                <w:szCs w:val="20"/>
-                <w:lang w:val="en-GB"/>
-              </w:rPr>
-            </w:pPr>
-            <w:r>
-              <w:rPr>
-                <w:sz w:val="20"/>
-                <w:szCs w:val="20"/>
-                <w:lang w:val="en-GB"/>
-              </w:rPr>
-              <w:t>0.072</w:t>
-            </w:r>
-          </w:p>
-        </w:tc>
-      </w:tr>
-      <w:tr>
-        <w:tc>
-          <w:tcPr>
-            <w:tcW w:w="3115" w:type="dxa"/>
-            <w:tcBorders>
-              <w:top w:val="single" w:sz="4" w:space="0" w:color="auto"/>
-              <w:left w:val="single" w:sz="4" w:space="0" w:color="auto"/>
-              <w:bottom w:val="single" w:sz="4" w:space="0" w:color="auto"/>
-              <w:right w:val="single" w:sz="4" w:space="0" w:color="auto"/>
-            </w:tcBorders>
-            <w:hideMark/>
-          </w:tcPr>
-          <w:p>
-            <w:pPr>
-              <w:spacing w:after="160" w:line="259" w:lineRule="auto"/>
-              <w:rPr>
-                <w:sz w:val="20"/>
-                <w:szCs w:val="20"/>
-              </w:rPr>
-            </w:pPr>
-            <w:r>
-              <w:rPr>
-                <w:sz w:val="20"/>
-                <w:szCs w:val="20"/>
-              </w:rPr>
-              <w:t>50000</w:t>
-            </w:r>
-          </w:p>
-        </w:tc>
-        <w:tc>
-          <w:tcPr>
-            <w:tcW w:w="3115" w:type="dxa"/>
-            <w:tcBorders>
-              <w:top w:val="single" w:sz="4" w:space="0" w:color="auto"/>
-              <w:left w:val="single" w:sz="4" w:space="0" w:color="auto"/>
-              <w:bottom w:val="single" w:sz="4" w:space="0" w:color="auto"/>
-              <w:right w:val="single" w:sz="4" w:space="0" w:color="auto"/>
-            </w:tcBorders>
-          </w:tcPr>
-          <w:p>
-            <w:pPr>
-              <w:spacing w:after="160" w:line="259" w:lineRule="auto"/>
-              <w:rPr>
-                <w:sz w:val="20"/>
-                <w:szCs w:val="20"/>
-              </w:rPr>
-            </w:pPr>
-            <w:r>
-              <w:rPr>
-                <w:sz w:val="20"/>
-                <w:szCs w:val="20"/>
-              </w:rPr>
-              <w:t>34465</w:t>
-            </w:r>
-          </w:p>
-        </w:tc>
-        <w:tc>
-          <w:tcPr>
-            <w:tcW w:w="3115" w:type="dxa"/>
-            <w:tcBorders>
-              <w:top w:val="single" w:sz="4" w:space="0" w:color="auto"/>
-              <w:left w:val="single" w:sz="4" w:space="0" w:color="auto"/>
-              <w:bottom w:val="single" w:sz="4" w:space="0" w:color="auto"/>
-              <w:right w:val="single" w:sz="4" w:space="0" w:color="auto"/>
-            </w:tcBorders>
-          </w:tcPr>
-          <w:p>
-            <w:pPr>
-              <w:spacing w:after="160" w:line="259" w:lineRule="auto"/>
-              <w:rPr>
-                <w:sz w:val="20"/>
-                <w:szCs w:val="20"/>
-                <w:lang w:val="en-GB"/>
-              </w:rPr>
-            </w:pPr>
-            <w:r>
-              <w:rPr>
-                <w:sz w:val="20"/>
-                <w:szCs w:val="20"/>
-                <w:lang w:val="en-GB"/>
-              </w:rPr>
-              <w:t>1</w:t>
-            </w:r>
-          </w:p>
-        </w:tc>
-      </w:tr>
-      <w:tr>
-        <w:tc>
-          <w:tcPr>
-            <w:tcW w:w="3115" w:type="dxa"/>
-            <w:tcBorders>
-              <w:top w:val="single" w:sz="4" w:space="0" w:color="auto"/>
-              <w:left w:val="single" w:sz="4" w:space="0" w:color="auto"/>
-              <w:bottom w:val="single" w:sz="4" w:space="0" w:color="auto"/>
-              <w:right w:val="single" w:sz="4" w:space="0" w:color="auto"/>
-            </w:tcBorders>
-            <w:hideMark/>
-          </w:tcPr>
-          <w:p>
-            <w:pPr>
-              <w:spacing w:after="160" w:line="259" w:lineRule="auto"/>
-              <w:rPr>
-                <w:sz w:val="20"/>
-                <w:szCs w:val="20"/>
-              </w:rPr>
-            </w:pPr>
-            <w:r>
-              <w:rPr>
-                <w:sz w:val="20"/>
-                <w:szCs w:val="20"/>
-              </w:rPr>
-              <w:t>100000</w:t>
-            </w:r>
-          </w:p>
-        </w:tc>
-        <w:tc>
-          <w:tcPr>
-            <w:tcW w:w="3115" w:type="dxa"/>
-            <w:tcBorders>
-              <w:top w:val="single" w:sz="4" w:space="0" w:color="auto"/>
-              <w:left w:val="single" w:sz="4" w:space="0" w:color="auto"/>
-              <w:bottom w:val="single" w:sz="4" w:space="0" w:color="auto"/>
-              <w:right w:val="single" w:sz="4" w:space="0" w:color="auto"/>
-            </w:tcBorders>
-          </w:tcPr>
-          <w:p>
-            <w:pPr>
-              <w:spacing w:after="160" w:line="259" w:lineRule="auto"/>
-              <w:rPr>
-                <w:sz w:val="20"/>
-                <w:szCs w:val="20"/>
-              </w:rPr>
-            </w:pPr>
-            <w:r>
-              <w:rPr>
-                <w:sz w:val="20"/>
-                <w:szCs w:val="20"/>
-              </w:rPr>
-              <w:t>68929</w:t>
-            </w:r>
-          </w:p>
-        </w:tc>
-        <w:tc>
-          <w:tcPr>
-            <w:tcW w:w="3115" w:type="dxa"/>
-            <w:tcBorders>
-              <w:top w:val="single" w:sz="4" w:space="0" w:color="auto"/>
-              <w:left w:val="single" w:sz="4" w:space="0" w:color="auto"/>
-              <w:bottom w:val="single" w:sz="4" w:space="0" w:color="auto"/>
-              <w:right w:val="single" w:sz="4" w:space="0" w:color="auto"/>
-            </w:tcBorders>
-          </w:tcPr>
-          <w:p>
-            <w:pPr>
-              <w:spacing w:after="160" w:line="259" w:lineRule="auto"/>
-              <w:rPr>
-                <w:sz w:val="20"/>
-                <w:szCs w:val="20"/>
-                <w:lang w:val="en-GB"/>
-              </w:rPr>
-            </w:pPr>
-            <w:r>
-              <w:rPr>
-                <w:sz w:val="20"/>
-                <w:szCs w:val="20"/>
-                <w:lang w:val="en-GB"/>
-              </w:rPr>
-              <w:t>4</w:t>
-            </w:r>
-          </w:p>
-        </w:tc>
-      </w:tr>
-      <w:tr>
-        <w:tc>
-          <w:tcPr>
-            <w:tcW w:w="3115" w:type="dxa"/>
-            <w:tcBorders>
-              <w:top w:val="single" w:sz="4" w:space="0" w:color="auto"/>
-              <w:left w:val="single" w:sz="4" w:space="0" w:color="auto"/>
-              <w:bottom w:val="single" w:sz="4" w:space="0" w:color="auto"/>
-              <w:right w:val="single" w:sz="4" w:space="0" w:color="auto"/>
-            </w:tcBorders>
-            <w:hideMark/>
-          </w:tcPr>
-          <w:p>
-            <w:pPr>
-              <w:spacing w:after="160" w:line="259" w:lineRule="auto"/>
-              <w:rPr>
-                <w:sz w:val="20"/>
-                <w:szCs w:val="20"/>
-              </w:rPr>
-            </w:pPr>
-            <w:r>
-              <w:rPr>
-                <w:sz w:val="20"/>
-                <w:szCs w:val="20"/>
-              </w:rPr>
-              <w:t>500000</w:t>
-            </w:r>
-          </w:p>
-        </w:tc>
-        <w:tc>
-          <w:tcPr>
-            <w:tcW w:w="3115" w:type="dxa"/>
-            <w:tcBorders>
-              <w:top w:val="single" w:sz="4" w:space="0" w:color="auto"/>
-              <w:left w:val="single" w:sz="4" w:space="0" w:color="auto"/>
-              <w:bottom w:val="single" w:sz="4" w:space="0" w:color="auto"/>
-              <w:right w:val="single" w:sz="4" w:space="0" w:color="auto"/>
-            </w:tcBorders>
-          </w:tcPr>
-          <w:p>
-            <w:pPr>
-              <w:spacing w:after="160" w:line="259" w:lineRule="auto"/>
-              <w:rPr>
-                <w:sz w:val="20"/>
-                <w:szCs w:val="20"/>
-              </w:rPr>
-            </w:pPr>
-            <w:r>
-              <w:rPr>
-                <w:sz w:val="20"/>
-                <w:szCs w:val="20"/>
-              </w:rPr>
-              <w:t>475713</w:t>
-            </w:r>
-          </w:p>
-        </w:tc>
-        <w:tc>
-          <w:tcPr>
-            <w:tcW w:w="3115" w:type="dxa"/>
-            <w:tcBorders>
-              <w:top w:val="single" w:sz="4" w:space="0" w:color="auto"/>
-              <w:left w:val="single" w:sz="4" w:space="0" w:color="auto"/>
-              <w:bottom w:val="single" w:sz="4" w:space="0" w:color="auto"/>
-              <w:right w:val="single" w:sz="4" w:space="0" w:color="auto"/>
-            </w:tcBorders>
-          </w:tcPr>
-          <w:p>
-            <w:pPr>
-              <w:spacing w:after="160" w:line="259" w:lineRule="auto"/>
-              <w:rPr>
-                <w:sz w:val="20"/>
-                <w:szCs w:val="20"/>
-              </w:rPr>
-            </w:pPr>
-            <w:r>
-              <w:rPr>
-                <w:sz w:val="20"/>
-                <w:szCs w:val="20"/>
-              </w:rPr>
-              <w:t>86</w:t>
-            </w:r>
-          </w:p>
-        </w:tc>
-      </w:tr>
-      <w:tr>
-        <w:tc>
-          <w:tcPr>
-            <w:tcW w:w="3115" w:type="dxa"/>
-            <w:tcBorders>
-              <w:top w:val="single" w:sz="4" w:space="0" w:color="auto"/>
-              <w:left w:val="single" w:sz="4" w:space="0" w:color="auto"/>
-              <w:bottom w:val="single" w:sz="4" w:space="0" w:color="auto"/>
-              <w:right w:val="single" w:sz="4" w:space="0" w:color="auto"/>
-            </w:tcBorders>
-            <w:hideMark/>
-          </w:tcPr>
-          <w:p>
-            <w:pPr>
-              <w:spacing w:after="160" w:line="259" w:lineRule="auto"/>
-              <w:rPr>
-                <w:sz w:val="20"/>
-                <w:szCs w:val="20"/>
-              </w:rPr>
-            </w:pPr>
-            <w:r>
-              <w:rPr>
-                <w:sz w:val="20"/>
-                <w:szCs w:val="20"/>
-              </w:rPr>
-              <w:t>1000000</w:t>
-            </w:r>
-          </w:p>
-        </w:tc>
-        <w:tc>
-          <w:tcPr>
-            <w:tcW w:w="3115" w:type="dxa"/>
-            <w:tcBorders>
-              <w:top w:val="single" w:sz="4" w:space="0" w:color="auto"/>
-              <w:left w:val="single" w:sz="4" w:space="0" w:color="auto"/>
-              <w:bottom w:val="single" w:sz="4" w:space="0" w:color="auto"/>
-              <w:right w:val="single" w:sz="4" w:space="0" w:color="auto"/>
-            </w:tcBorders>
-          </w:tcPr>
-          <w:p>
-            <w:pPr>
-              <w:spacing w:after="160" w:line="259" w:lineRule="auto"/>
-              <w:rPr>
-                <w:sz w:val="20"/>
-                <w:szCs w:val="20"/>
-              </w:rPr>
-            </w:pPr>
-            <w:r>
-              <w:rPr>
-                <w:sz w:val="20"/>
-                <w:szCs w:val="20"/>
-              </w:rPr>
-              <w:t>951425</w:t>
-            </w:r>
-          </w:p>
-        </w:tc>
-        <w:tc>
-          <w:tcPr>
-            <w:tcW w:w="3115" w:type="dxa"/>
-            <w:tcBorders>
-              <w:top w:val="single" w:sz="4" w:space="0" w:color="auto"/>
-              <w:left w:val="single" w:sz="4" w:space="0" w:color="auto"/>
-              <w:bottom w:val="single" w:sz="4" w:space="0" w:color="auto"/>
-              <w:right w:val="single" w:sz="4" w:space="0" w:color="auto"/>
-            </w:tcBorders>
-          </w:tcPr>
-          <w:p>
-            <w:pPr>
-              <w:spacing w:after="160" w:line="259" w:lineRule="auto"/>
-              <w:rPr>
-                <w:sz w:val="20"/>
-                <w:szCs w:val="20"/>
-              </w:rPr>
-            </w:pPr>
-            <w:r>
-              <w:rPr>
-                <w:sz w:val="20"/>
-                <w:szCs w:val="20"/>
-              </w:rPr>
-              <w:t>321</w:t>
-            </w:r>
-          </w:p>
-        </w:tc>
-      </w:tr>
-    </w:tbl>
     <w:p>
       <w:pPr>
         <w:rPr>
           <w:sz w:val="20"/>
           <w:szCs w:val="20"/>
+          <w:lang w:val="en-US"/>
         </w:rPr>
       </w:pPr>
       <w:r>
@@ -709,70 +15,258 @@
           <w:sz w:val="20"/>
           <w:szCs w:val="20"/>
         </w:rPr>
-        <w:t>При К = 2.</w:t>
-      </w:r>
-    </w:p>
-    <w:p/>
-    <w:p>
-      <w:pPr>
-        <w:rPr>
-          <w:sz w:val="24"/>
-          <w:szCs w:val="24"/>
-        </w:rPr>
-      </w:pPr>
-      <w:r>
-        <w:rPr>
-          <w:sz w:val="24"/>
-          <w:szCs w:val="24"/>
-        </w:rPr>
-        <w:t>Сложность алгоритма:</w:t>
+        <w:t>При</w:t>
+      </w:r>
+      <w:r>
+        <w:rPr>
+          <w:sz w:val="20"/>
+          <w:szCs w:val="20"/>
+          <w:lang w:val="en-US"/>
+        </w:rPr>
+        <w:t xml:space="preserve"> </w:t>
+      </w:r>
+      <w:r>
+        <w:rPr>
+          <w:sz w:val="20"/>
+          <w:szCs w:val="20"/>
+        </w:rPr>
+        <w:t>К</w:t>
+      </w:r>
+      <w:r>
+        <w:rPr>
+          <w:sz w:val="20"/>
+          <w:szCs w:val="20"/>
+          <w:lang w:val="en-US"/>
+        </w:rPr>
+        <w:t xml:space="preserve"> = 2.</w:t>
       </w:r>
     </w:p>
     <w:p>
       <w:pPr>
         <w:rPr>
-          <w:sz w:val="24"/>
-          <w:szCs w:val="24"/>
+          <w:lang w:val="en-US"/>
         </w:rPr>
       </w:pPr>
       <w:r>
         <w:rPr>
-          <w:sz w:val="24"/>
-          <w:szCs w:val="24"/>
-        </w:rPr>
-        <w:t xml:space="preserve">Цикл </w:t>
+          <w:lang w:val="en-US"/>
+        </w:rPr>
+        <w:t>N</w:t>
+      </w:r>
+      <w:r>
+        <w:rPr>
+          <w:lang w:val="en-US"/>
+        </w:rPr>
+        <w:tab/>
+        <w:t xml:space="preserve">           time(</w:t>
       </w:r>
       <w:proofErr w:type="spellStart"/>
       <w:r>
         <w:rPr>
-          <w:sz w:val="24"/>
-          <w:szCs w:val="24"/>
-        </w:rPr>
-        <w:t>while</w:t>
+          <w:lang w:val="en-US"/>
+        </w:rPr>
+        <w:t>milsec</w:t>
       </w:r>
       <w:proofErr w:type="spellEnd"/>
       <w:r>
         <w:rPr>
-          <w:sz w:val="24"/>
-          <w:szCs w:val="24"/>
-        </w:rPr>
-        <w:t> выполняется </w:t>
-      </w:r>
-      <w:r>
-        <w:rPr>
-          <w:b/>
-          <w:bCs/>
-          <w:sz w:val="24"/>
-          <w:szCs w:val="24"/>
-        </w:rPr>
-        <w:t>N-1</w:t>
-      </w:r>
-      <w:r>
-        <w:rPr>
-          <w:sz w:val="24"/>
-          <w:szCs w:val="24"/>
-        </w:rPr>
-        <w:t> раз.</w:t>
+          <w:lang w:val="en-US"/>
+        </w:rPr>
+        <w:t>)</w:t>
+      </w:r>
+      <w:r>
+        <w:rPr>
+          <w:lang w:val="en-US"/>
+        </w:rPr>
+        <w:tab/>
+        <w:t>result</w:t>
+      </w:r>
+    </w:p>
+    <w:p>
+      <w:r>
+        <w:t>1000</w:t>
+      </w:r>
+      <w:r>
+        <w:tab/>
+      </w:r>
+      <w:r>
+        <w:tab/>
+        <w:t>0</w:t>
+      </w:r>
+      <w:r>
+        <w:tab/>
+      </w:r>
+      <w:r>
+        <w:tab/>
+        <w:t>977</w:t>
+      </w:r>
+    </w:p>
+    <w:p>
+      <w:r>
+        <w:t>5000</w:t>
+      </w:r>
+      <w:r>
+        <w:tab/>
+      </w:r>
+      <w:r>
+        <w:tab/>
+        <w:t>9</w:t>
+      </w:r>
+      <w:r>
+        <w:tab/>
+      </w:r>
+      <w:r>
+        <w:tab/>
+        <w:t>1809</w:t>
+      </w:r>
+    </w:p>
+    <w:p>
+      <w:r>
+        <w:t>10000</w:t>
+      </w:r>
+      <w:r>
+        <w:tab/>
+      </w:r>
+      <w:r>
+        <w:tab/>
+        <w:t>35</w:t>
+      </w:r>
+      <w:r>
+        <w:tab/>
+      </w:r>
+      <w:r>
+        <w:tab/>
+        <w:t>3617</w:t>
+      </w:r>
+    </w:p>
+    <w:p>
+      <w:r>
+        <w:t>50000</w:t>
+      </w:r>
+      <w:r>
+        <w:tab/>
+      </w:r>
+      <w:r>
+        <w:tab/>
+        <w:t>854</w:t>
+      </w:r>
+      <w:r>
+        <w:tab/>
+      </w:r>
+      <w:r>
+        <w:tab/>
+        <w:t>34465</w:t>
+      </w:r>
+    </w:p>
+    <w:p>
+      <w:r>
+        <w:t>75000</w:t>
+      </w:r>
+      <w:r>
+        <w:tab/>
+      </w:r>
+      <w:r>
+        <w:tab/>
+        <w:t>1851</w:t>
+      </w:r>
+      <w:r>
+        <w:tab/>
+      </w:r>
+      <w:r>
+        <w:tab/>
+        <w:t>18929</w:t>
+      </w:r>
+    </w:p>
+    <w:p>
+      <w:r>
+        <w:t>100000</w:t>
+      </w:r>
+      <w:r>
+        <w:tab/>
+      </w:r>
+      <w:r>
+        <w:tab/>
+        <w:t>3293</w:t>
+      </w:r>
+      <w:r>
+        <w:tab/>
+      </w:r>
+      <w:r>
+        <w:tab/>
+        <w:t>68929</w:t>
+      </w:r>
+    </w:p>
+    <w:p>
+      <w:r>
+        <w:t>250000</w:t>
+      </w:r>
+      <w:r>
+        <w:tab/>
+      </w:r>
+      <w:r>
+        <w:tab/>
+        <w:t>20120</w:t>
+      </w:r>
+      <w:r>
+        <w:tab/>
+      </w:r>
+      <w:r>
+        <w:tab/>
+        <w:t>237857</w:t>
+      </w:r>
+    </w:p>
+    <w:p>
+      <w:r>
+        <w:t>500000</w:t>
+      </w:r>
+      <w:r>
+        <w:tab/>
+      </w:r>
+      <w:r>
+        <w:tab/>
+        <w:t>128790</w:t>
+      </w:r>
+      <w:r>
+        <w:tab/>
+      </w:r>
+      <w:r>
+        <w:tab/>
+        <w:t>475713</w:t>
+      </w:r>
+    </w:p>
+    <w:p>
+      <w:r>
+        <w:t>750000</w:t>
+      </w:r>
+      <w:r>
+        <w:tab/>
+      </w:r>
+      <w:r>
+        <w:tab/>
+        <w:t>251323</w:t>
+      </w:r>
+      <w:r>
+        <w:tab/>
+      </w:r>
+      <w:r>
+        <w:tab/>
+        <w:t>451425</w:t>
+      </w:r>
+    </w:p>
+    <w:p>
+      <w:r>
+        <w:t>1000000</w:t>
+      </w:r>
+      <w:r>
+        <w:tab/>
+        <w:t>383429</w:t>
+      </w:r>
+      <w:r>
+        <w:tab/>
+      </w:r>
+      <w:r>
+        <w:tab/>
+        <w:t>951425</w:t>
       </w:r>
     </w:p>
     <w:p>
@@ -787,38 +281,7 @@
           <w:sz w:val="24"/>
           <w:szCs w:val="24"/>
         </w:rPr>
-        <w:t xml:space="preserve">Цикл </w:t>
-      </w:r>
-      <w:r>
-        <w:rPr>
-          <w:sz w:val="24"/>
-          <w:szCs w:val="24"/>
-          <w:lang w:val="en-GB"/>
-        </w:rPr>
-        <w:t>for</w:t>
-      </w:r>
-      <w:r>
-        <w:rPr>
-          <w:sz w:val="24"/>
-          <w:szCs w:val="24"/>
-        </w:rPr>
-        <w:t xml:space="preserve"> выполняется тоже </w:t>
-      </w:r>
-      <w:r>
-        <w:rPr>
-          <w:b/>
-          <w:bCs/>
-          <w:sz w:val="24"/>
-          <w:szCs w:val="24"/>
-        </w:rPr>
-        <w:t>N-1</w:t>
-      </w:r>
-      <w:r>
-        <w:rPr>
-          <w:sz w:val="24"/>
-          <w:szCs w:val="24"/>
-        </w:rPr>
-        <w:t> раз.</w:t>
+        <w:t>Сложность алгоритма:</w:t>
       </w:r>
     </w:p>
     <w:p>
@@ -833,22 +296,23 @@
           <w:sz w:val="24"/>
           <w:szCs w:val="24"/>
         </w:rPr>
-        <w:t xml:space="preserve">В сумме - </w:t>
-      </w:r>
-      <w:r>
-        <w:rPr>
-          <w:sz w:val="24"/>
-          <w:szCs w:val="24"/>
-          <w:lang w:val="en-GB"/>
-        </w:rPr>
-        <w:t>Log</w:t>
-      </w:r>
-      <w:r>
-        <w:rPr>
-          <w:sz w:val="24"/>
-          <w:szCs w:val="24"/>
-        </w:rPr>
-        <w:t>(</w:t>
+        <w:t xml:space="preserve">Цикл </w:t>
+      </w:r>
+      <w:proofErr w:type="spellStart"/>
+      <w:r>
+        <w:rPr>
+          <w:sz w:val="24"/>
+          <w:szCs w:val="24"/>
+        </w:rPr>
+        <w:t>while</w:t>
+      </w:r>
+      <w:proofErr w:type="spellEnd"/>
+      <w:r>
+        <w:rPr>
+          <w:sz w:val="24"/>
+          <w:szCs w:val="24"/>
+        </w:rPr>
+        <w:t> выполняется </w:t>
       </w:r>
       <w:r>
         <w:rPr>
@@ -864,67 +328,7 @@
           <w:sz w:val="24"/>
           <w:szCs w:val="24"/>
         </w:rPr>
-        <w:t>)</w:t>
-      </w:r>
-      <w:r>
-        <w:rPr>
-          <w:sz w:val="24"/>
-          <w:szCs w:val="24"/>
-          <w:vertAlign w:val="superscript"/>
-        </w:rPr>
-        <w:t>2</w:t>
-      </w:r>
-      <w:r>
-        <w:rPr>
-          <w:sz w:val="24"/>
-          <w:szCs w:val="24"/>
-        </w:rPr>
-        <w:t xml:space="preserve"> ≈ </w:t>
-      </w:r>
-      <w:r>
-        <w:rPr>
-          <w:sz w:val="24"/>
-          <w:szCs w:val="24"/>
-          <w:lang w:val="en-GB"/>
-        </w:rPr>
-        <w:t>O</w:t>
-      </w:r>
-      <w:r>
-        <w:rPr>
-          <w:sz w:val="24"/>
-          <w:szCs w:val="24"/>
-        </w:rPr>
-        <w:t>(</w:t>
-      </w:r>
-      <w:r>
-        <w:rPr>
-          <w:sz w:val="24"/>
-          <w:szCs w:val="24"/>
-          <w:lang w:val="en-GB"/>
-        </w:rPr>
-        <w:t>N</w:t>
-      </w:r>
-      <w:r>
-        <w:rPr>
-          <w:sz w:val="24"/>
-          <w:szCs w:val="24"/>
-          <w:vertAlign w:val="superscript"/>
-        </w:rPr>
-        <w:t>2</w:t>
-      </w:r>
-      <w:r>
-        <w:rPr>
-          <w:sz w:val="24"/>
-          <w:szCs w:val="24"/>
-        </w:rPr>
-        <w:t>)</w:t>
-      </w:r>
-      <w:r>
-        <w:rPr>
-          <w:sz w:val="24"/>
-          <w:szCs w:val="24"/>
-        </w:rPr>
-        <w:t>.</w:t>
+        <w:t> раз.</w:t>
       </w:r>
     </w:p>
     <w:p>
@@ -939,7 +343,7 @@
           <w:sz w:val="24"/>
           <w:szCs w:val="24"/>
         </w:rPr>
-        <w:t>График сложности – это обычная парабола, при х(</w:t>
+        <w:t xml:space="preserve">Цикл </w:t>
       </w:r>
       <w:r>
         <w:rPr>
@@ -947,14 +351,30 @@
           <w:szCs w:val="24"/>
           <w:lang w:val="en-GB"/>
         </w:rPr>
-        <w:t>N</w:t>
-      </w:r>
-      <w:r>
-        <w:rPr>
-          <w:sz w:val="24"/>
-          <w:szCs w:val="24"/>
-        </w:rPr>
-        <w:t xml:space="preserve">)&gt;0. </w:t>
+        <w:t>for</w:t>
+      </w:r>
+      <w:r>
+        <w:rPr>
+          <w:sz w:val="24"/>
+          <w:szCs w:val="24"/>
+        </w:rPr>
+        <w:t xml:space="preserve"> выполняется тоже </w:t>
+      </w:r>
+      <w:r>
+        <w:rPr>
+          <w:b/>
+          <w:bCs/>
+          <w:sz w:val="24"/>
+          <w:szCs w:val="24"/>
+        </w:rPr>
+        <w:t>N-1</w:t>
+      </w:r>
+      <w:r>
+        <w:rPr>
+          <w:sz w:val="24"/>
+          <w:szCs w:val="24"/>
+        </w:rPr>
+        <w:t> раз.</w:t>
       </w:r>
     </w:p>
     <w:p>
@@ -966,43 +386,101 @@
       </w:pPr>
       <w:r>
         <w:rPr>
-          <w:noProof/>
-        </w:rPr>
-        <w:drawing>
-          <wp:inline distT="0" distB="0" distL="0" distR="0" wp14:anchorId="6DA2563E" wp14:editId="06F38916">
-            <wp:extent cx="3050762" cy="4991100"/>
-            <wp:effectExtent l="0" t="0" r="0" b="0"/>
-            <wp:docPr id="507181402" name="Рисунок 1"/>
-            <wp:cNvGraphicFramePr>
-              <a:graphicFrameLocks xmlns:a="http://schemas.openxmlformats.org/drawingml/2006/main" noChangeAspect="1"/>
-            </wp:cNvGraphicFramePr>
-            <a:graphic xmlns:a="http://schemas.openxmlformats.org/drawingml/2006/main">
-              <a:graphicData uri="http://schemas.openxmlformats.org/drawingml/2006/picture">
-                <pic:pic xmlns:pic="http://schemas.openxmlformats.org/drawingml/2006/picture">
-                  <pic:nvPicPr>
-                    <pic:cNvPr id="507181402" name=""/>
-                    <pic:cNvPicPr/>
-                  </pic:nvPicPr>
-                  <pic:blipFill>
-                    <a:blip r:embed="rId4"/>
-                    <a:stretch>
-                      <a:fillRect/>
-                    </a:stretch>
-                  </pic:blipFill>
-                  <pic:spPr>
-                    <a:xfrm>
-                      <a:off x="0" y="0"/>
-                      <a:ext cx="3085526" cy="5047974"/>
-                    </a:xfrm>
-                    <a:prstGeom prst="rect">
-                      <a:avLst/>
-                    </a:prstGeom>
-                  </pic:spPr>
-                </pic:pic>
-              </a:graphicData>
-            </a:graphic>
-          </wp:inline>
-        </w:drawing>
+          <w:sz w:val="24"/>
+          <w:szCs w:val="24"/>
+        </w:rPr>
+        <w:t xml:space="preserve">В сумме - </w:t>
+      </w:r>
+      <w:r>
+        <w:rPr>
+          <w:sz w:val="24"/>
+          <w:szCs w:val="24"/>
+          <w:lang w:val="en-GB"/>
+        </w:rPr>
+        <w:t>Log</w:t>
+      </w:r>
+      <w:r>
+        <w:rPr>
+          <w:sz w:val="24"/>
+          <w:szCs w:val="24"/>
+        </w:rPr>
+        <w:t>(</w:t>
+      </w:r>
+      <w:r>
+        <w:rPr>
+          <w:b/>
+          <w:bCs/>
+          <w:sz w:val="24"/>
+          <w:szCs w:val="24"/>
+        </w:rPr>
+        <w:t>N-1</w:t>
+      </w:r>
+      <w:r>
+        <w:rPr>
+          <w:sz w:val="24"/>
+          <w:szCs w:val="24"/>
+        </w:rPr>
+        <w:t>)</w:t>
+      </w:r>
+      <w:r>
+        <w:rPr>
+          <w:sz w:val="24"/>
+          <w:szCs w:val="24"/>
+          <w:vertAlign w:val="superscript"/>
+        </w:rPr>
+        <w:t>2</w:t>
+      </w:r>
+      <w:r>
+        <w:rPr>
+          <w:sz w:val="24"/>
+          <w:szCs w:val="24"/>
+        </w:rPr>
+        <w:t xml:space="preserve"> ≈ </w:t>
+      </w:r>
+      <w:r>
+        <w:rPr>
+          <w:sz w:val="24"/>
+          <w:szCs w:val="24"/>
+          <w:lang w:val="en-GB"/>
+        </w:rPr>
+        <w:t>O</w:t>
+      </w:r>
+      <w:r>
+        <w:rPr>
+          <w:sz w:val="24"/>
+          <w:szCs w:val="24"/>
+        </w:rPr>
+        <w:t>(</w:t>
+      </w:r>
+      <w:r>
+        <w:rPr>
+          <w:sz w:val="24"/>
+          <w:szCs w:val="24"/>
+          <w:lang w:val="en-GB"/>
+        </w:rPr>
+        <w:t>N</w:t>
+      </w:r>
+      <w:r>
+        <w:rPr>
+          <w:sz w:val="24"/>
+          <w:szCs w:val="24"/>
+          <w:vertAlign w:val="superscript"/>
+        </w:rPr>
+        <w:t>2</w:t>
+      </w:r>
+      <w:r>
+        <w:rPr>
+          <w:sz w:val="24"/>
+          <w:szCs w:val="24"/>
+        </w:rPr>
+        <w:t>)</w:t>
+      </w:r>
+      <w:r>
+        <w:rPr>
+          <w:sz w:val="24"/>
+          <w:szCs w:val="24"/>
+        </w:rPr>
+        <w:t>.</w:t>
       </w:r>
     </w:p>
     <w:p>
@@ -1017,7 +495,44 @@
           <w:sz w:val="24"/>
           <w:szCs w:val="24"/>
         </w:rPr>
-        <w:lastRenderedPageBreak/>
+        <w:t>График сложности – это обычная парабола, при х(</w:t>
+      </w:r>
+      <w:r>
+        <w:rPr>
+          <w:sz w:val="24"/>
+          <w:szCs w:val="24"/>
+          <w:lang w:val="en-GB"/>
+        </w:rPr>
+        <w:t>N</w:t>
+      </w:r>
+      <w:r>
+        <w:rPr>
+          <w:sz w:val="24"/>
+          <w:szCs w:val="24"/>
+        </w:rPr>
+        <w:t xml:space="preserve">)&gt;0. </w:t>
+      </w:r>
+    </w:p>
+    <w:p>
+      <w:pPr>
+        <w:rPr>
+          <w:sz w:val="24"/>
+          <w:szCs w:val="24"/>
+        </w:rPr>
+      </w:pPr>
+    </w:p>
+    <w:p>
+      <w:pPr>
+        <w:rPr>
+          <w:sz w:val="24"/>
+          <w:szCs w:val="24"/>
+        </w:rPr>
+      </w:pPr>
+      <w:r>
+        <w:rPr>
+          <w:sz w:val="24"/>
+          <w:szCs w:val="24"/>
+        </w:rPr>
         <w:t>Можно, конечно, за итерацию цикла считать функцию удаления</w:t>
       </w:r>
       <w:r>
@@ -1166,6 +681,7 @@
         <w:rPr>
           <w:noProof/>
         </w:rPr>
+        <w:lastRenderedPageBreak/>
         <w:drawing>
           <wp:inline distT="0" distB="0" distL="0" distR="0" wp14:anchorId="269EFE39" wp14:editId="75B5B162">
             <wp:extent cx="5940425" cy="6727825"/>
@@ -1182,7 +698,7 @@
                     <pic:cNvPicPr/>
                   </pic:nvPicPr>
                   <pic:blipFill>
-                    <a:blip r:embed="rId5"/>
+                    <a:blip r:embed="rId4"/>
                     <a:stretch>
                       <a:fillRect/>
                     </a:stretch>

--- a/array/Таблица Контрольная проверка..docx
+++ b/array/Таблица Контрольная проверка..docx
@@ -520,6 +520,47 @@
           <w:szCs w:val="24"/>
         </w:rPr>
       </w:pPr>
+      <w:r>
+        <w:rPr>
+          <w:sz w:val="24"/>
+          <w:szCs w:val="24"/>
+        </w:rPr>
+        <w:drawing>
+          <wp:inline distT="0" distB="0" distL="0" distR="0" wp14:anchorId="7597A0DC" wp14:editId="61FC3901">
+            <wp:extent cx="5940425" cy="3326765"/>
+            <wp:effectExtent l="0" t="0" r="3175" b="6985"/>
+            <wp:docPr id="584146679" name="Рисунок 1"/>
+            <wp:cNvGraphicFramePr>
+              <a:graphicFrameLocks xmlns:a="http://schemas.openxmlformats.org/drawingml/2006/main" noChangeAspect="1"/>
+            </wp:cNvGraphicFramePr>
+            <a:graphic xmlns:a="http://schemas.openxmlformats.org/drawingml/2006/main">
+              <a:graphicData uri="http://schemas.openxmlformats.org/drawingml/2006/picture">
+                <pic:pic xmlns:pic="http://schemas.openxmlformats.org/drawingml/2006/picture">
+                  <pic:nvPicPr>
+                    <pic:cNvPr id="584146679" name=""/>
+                    <pic:cNvPicPr/>
+                  </pic:nvPicPr>
+                  <pic:blipFill>
+                    <a:blip r:embed="rId4"/>
+                    <a:stretch>
+                      <a:fillRect/>
+                    </a:stretch>
+                  </pic:blipFill>
+                  <pic:spPr>
+                    <a:xfrm>
+                      <a:off x="0" y="0"/>
+                      <a:ext cx="5940425" cy="3326765"/>
+                    </a:xfrm>
+                    <a:prstGeom prst="rect">
+                      <a:avLst/>
+                    </a:prstGeom>
+                  </pic:spPr>
+                </pic:pic>
+              </a:graphicData>
+            </a:graphic>
+          </wp:inline>
+        </w:drawing>
+      </w:r>
     </w:p>
     <w:p>
       <w:pPr>
@@ -698,7 +739,7 @@
                     <pic:cNvPicPr/>
                   </pic:nvPicPr>
                   <pic:blipFill>
-                    <a:blip r:embed="rId4"/>
+                    <a:blip r:embed="rId5"/>
                     <a:stretch>
                       <a:fillRect/>
                     </a:stretch>
